--- a/3. félév/NumMod_1/Nummód vizsga/docx/10.docx
+++ b/3. félév/NumMod_1/Nummód vizsga/docx/10.docx
@@ -23,6 +23,9 @@
     </w:p>
     <w:p>
       <w:r>
+        <w:rPr>
+          <w:noProof/>
+        </w:rPr>
         <w:drawing>
           <wp:inline distT="0" distB="0" distL="0" distR="0" wp14:anchorId="13CA5B22" wp14:editId="45CC24FB">
             <wp:extent cx="5760720" cy="700405"/>
@@ -62,6 +65,9 @@
     </w:p>
     <w:p>
       <w:r>
+        <w:rPr>
+          <w:noProof/>
+        </w:rPr>
         <w:drawing>
           <wp:inline distT="0" distB="0" distL="0" distR="0" wp14:anchorId="0F14EF3B" wp14:editId="1DD01B9F">
             <wp:extent cx="5760720" cy="1195070"/>
@@ -101,6 +107,9 @@
     </w:p>
     <w:p>
       <w:r>
+        <w:rPr>
+          <w:noProof/>
+        </w:rPr>
         <w:drawing>
           <wp:inline distT="0" distB="0" distL="0" distR="0" wp14:anchorId="49ADEDC4" wp14:editId="69008ACC">
             <wp:extent cx="5760720" cy="1344930"/>
@@ -143,6 +152,9 @@
         <w:ind w:left="708" w:hanging="708"/>
       </w:pPr>
       <w:r>
+        <w:rPr>
+          <w:noProof/>
+        </w:rPr>
         <w:drawing>
           <wp:inline distT="0" distB="0" distL="0" distR="0" wp14:anchorId="24D040BC" wp14:editId="40FDE223">
             <wp:extent cx="5760720" cy="3733800"/>
@@ -181,13 +193,16 @@
       </w:r>
     </w:p>
     <w:p>
+      <w:pPr>
+        <w:ind w:left="708" w:hanging="708"/>
+      </w:pPr>
       <w:r>
         <w:lastRenderedPageBreak/>
         <w:drawing>
-          <wp:inline distT="0" distB="0" distL="0" distR="0" wp14:anchorId="3BC6ECDB" wp14:editId="43DAF2A3">
-            <wp:extent cx="4713623" cy="2638425"/>
+          <wp:inline distT="0" distB="0" distL="0" distR="0" wp14:anchorId="5D321733" wp14:editId="4F97D9E7">
+            <wp:extent cx="5125165" cy="3048425"/>
             <wp:effectExtent l="0" t="0" r="0" b="0"/>
-            <wp:docPr id="1368922308" name="Kép 1"/>
+            <wp:docPr id="1945500024" name="Kép 1" descr="A képen szöveg, képernyőkép, Betűtípus, sor látható&#10;&#10;Előfordulhat, hogy az AI által létrehozott tartalom helytelen."/>
             <wp:cNvGraphicFramePr>
               <a:graphicFrameLocks xmlns:a="http://schemas.openxmlformats.org/drawingml/2006/main" noChangeAspect="1"/>
             </wp:cNvGraphicFramePr>
@@ -195,7 +210,7 @@
               <a:graphicData uri="http://schemas.openxmlformats.org/drawingml/2006/picture">
                 <pic:pic xmlns:pic="http://schemas.openxmlformats.org/drawingml/2006/picture">
                   <pic:nvPicPr>
-                    <pic:cNvPr id="1368922308" name=""/>
+                    <pic:cNvPr id="1945500024" name="Kép 1" descr="A képen szöveg, képernyőkép, Betűtípus, sor látható&#10;&#10;Előfordulhat, hogy az AI által létrehozott tartalom helytelen."/>
                     <pic:cNvPicPr/>
                   </pic:nvPicPr>
                   <pic:blipFill>
@@ -207,7 +222,7 @@
                   <pic:spPr>
                     <a:xfrm>
                       <a:off x="0" y="0"/>
-                      <a:ext cx="4743912" cy="2655379"/>
+                      <a:ext cx="5125165" cy="3048425"/>
                     </a:xfrm>
                     <a:prstGeom prst="rect">
                       <a:avLst/>
@@ -219,12 +234,17 @@
           </wp:inline>
         </w:drawing>
       </w:r>
+    </w:p>
+    <w:p>
+      <w:pPr>
+        <w:ind w:left="708" w:hanging="708"/>
+      </w:pPr>
       <w:r>
         <w:drawing>
-          <wp:inline distT="0" distB="0" distL="0" distR="0" wp14:anchorId="4903BC79" wp14:editId="4D8D2D3A">
-            <wp:extent cx="4562475" cy="3439050"/>
-            <wp:effectExtent l="0" t="0" r="0" b="9525"/>
-            <wp:docPr id="971454224" name="Kép 1"/>
+          <wp:inline distT="0" distB="0" distL="0" distR="0" wp14:anchorId="543A3C14" wp14:editId="3021968E">
+            <wp:extent cx="5039428" cy="3200847"/>
+            <wp:effectExtent l="0" t="0" r="0" b="0"/>
+            <wp:docPr id="2028521688" name="Kép 1" descr="A képen szöveg, Betűtípus, képernyőkép, dokumentum látható&#10;&#10;Előfordulhat, hogy az AI által létrehozott tartalom helytelen."/>
             <wp:cNvGraphicFramePr>
               <a:graphicFrameLocks xmlns:a="http://schemas.openxmlformats.org/drawingml/2006/main" noChangeAspect="1"/>
             </wp:cNvGraphicFramePr>
@@ -232,7 +252,7 @@
               <a:graphicData uri="http://schemas.openxmlformats.org/drawingml/2006/picture">
                 <pic:pic xmlns:pic="http://schemas.openxmlformats.org/drawingml/2006/picture">
                   <pic:nvPicPr>
-                    <pic:cNvPr id="971454224" name=""/>
+                    <pic:cNvPr id="2028521688" name="Kép 1" descr="A képen szöveg, Betűtípus, képernyőkép, dokumentum látható&#10;&#10;Előfordulhat, hogy az AI által létrehozott tartalom helytelen."/>
                     <pic:cNvPicPr/>
                   </pic:nvPicPr>
                   <pic:blipFill>
@@ -244,7 +264,7 @@
                   <pic:spPr>
                     <a:xfrm>
                       <a:off x="0" y="0"/>
-                      <a:ext cx="4574719" cy="3448279"/>
+                      <a:ext cx="5039428" cy="3200847"/>
                     </a:xfrm>
                     <a:prstGeom prst="rect">
                       <a:avLst/>
@@ -256,12 +276,18 @@
           </wp:inline>
         </w:drawing>
       </w:r>
-      <w:r>
+    </w:p>
+    <w:p>
+      <w:pPr>
+        <w:ind w:left="708" w:hanging="708"/>
+      </w:pPr>
+      <w:r>
+        <w:lastRenderedPageBreak/>
         <w:drawing>
-          <wp:inline distT="0" distB="0" distL="0" distR="0" wp14:anchorId="61E82DEE" wp14:editId="35D88317">
-            <wp:extent cx="4686300" cy="2484791"/>
+          <wp:inline distT="0" distB="0" distL="0" distR="0" wp14:anchorId="5F6AF2F0" wp14:editId="29A27F82">
+            <wp:extent cx="4763165" cy="3219899"/>
             <wp:effectExtent l="0" t="0" r="0" b="0"/>
-            <wp:docPr id="140303653" name="Kép 1"/>
+            <wp:docPr id="895567869" name="Kép 1" descr="A képen szöveg, kézírás, Betűtípus, kalligráfia látható&#10;&#10;Előfordulhat, hogy az AI által létrehozott tartalom helytelen."/>
             <wp:cNvGraphicFramePr>
               <a:graphicFrameLocks xmlns:a="http://schemas.openxmlformats.org/drawingml/2006/main" noChangeAspect="1"/>
             </wp:cNvGraphicFramePr>
@@ -269,7 +295,7 @@
               <a:graphicData uri="http://schemas.openxmlformats.org/drawingml/2006/picture">
                 <pic:pic xmlns:pic="http://schemas.openxmlformats.org/drawingml/2006/picture">
                   <pic:nvPicPr>
-                    <pic:cNvPr id="140303653" name=""/>
+                    <pic:cNvPr id="895567869" name="Kép 1" descr="A képen szöveg, kézírás, Betűtípus, kalligráfia látható&#10;&#10;Előfordulhat, hogy az AI által létrehozott tartalom helytelen."/>
                     <pic:cNvPicPr/>
                   </pic:nvPicPr>
                   <pic:blipFill>
@@ -281,7 +307,7 @@
                   <pic:spPr>
                     <a:xfrm>
                       <a:off x="0" y="0"/>
-                      <a:ext cx="4694895" cy="2489348"/>
+                      <a:ext cx="4763165" cy="3219899"/>
                     </a:xfrm>
                     <a:prstGeom prst="rect">
                       <a:avLst/>
@@ -296,6 +322,45 @@
     </w:p>
     <w:p>
       <w:r>
+        <w:drawing>
+          <wp:inline distT="0" distB="0" distL="0" distR="0" wp14:anchorId="7039393A" wp14:editId="0A89BC7A">
+            <wp:extent cx="4953691" cy="514422"/>
+            <wp:effectExtent l="0" t="0" r="0" b="0"/>
+            <wp:docPr id="1212599600" name="Kép 1" descr="A képen szöveg, Betűtípus, sor, képernyőkép látható&#10;&#10;Előfordulhat, hogy az AI által létrehozott tartalom helytelen."/>
+            <wp:cNvGraphicFramePr>
+              <a:graphicFrameLocks xmlns:a="http://schemas.openxmlformats.org/drawingml/2006/main" noChangeAspect="1"/>
+            </wp:cNvGraphicFramePr>
+            <a:graphic xmlns:a="http://schemas.openxmlformats.org/drawingml/2006/main">
+              <a:graphicData uri="http://schemas.openxmlformats.org/drawingml/2006/picture">
+                <pic:pic xmlns:pic="http://schemas.openxmlformats.org/drawingml/2006/picture">
+                  <pic:nvPicPr>
+                    <pic:cNvPr id="1212599600" name="Kép 1" descr="A képen szöveg, Betűtípus, sor, képernyőkép látható&#10;&#10;Előfordulhat, hogy az AI által létrehozott tartalom helytelen."/>
+                    <pic:cNvPicPr/>
+                  </pic:nvPicPr>
+                  <pic:blipFill>
+                    <a:blip r:embed="rId11"/>
+                    <a:stretch>
+                      <a:fillRect/>
+                    </a:stretch>
+                  </pic:blipFill>
+                  <pic:spPr>
+                    <a:xfrm>
+                      <a:off x="0" y="0"/>
+                      <a:ext cx="4953691" cy="514422"/>
+                    </a:xfrm>
+                    <a:prstGeom prst="rect">
+                      <a:avLst/>
+                    </a:prstGeom>
+                  </pic:spPr>
+                </pic:pic>
+              </a:graphicData>
+            </a:graphic>
+          </wp:inline>
+        </w:drawing>
+      </w:r>
+    </w:p>
+    <w:p>
+      <w:r>
         <w:br w:type="page"/>
       </w:r>
     </w:p>
@@ -344,14 +409,7 @@
           <w:sz w:val="28"/>
           <w:szCs w:val="28"/>
         </w:rPr>
-        <w:t>mátrix oszlopvektorai legyenek lineárisan függetlenek.</w:t>
-      </w:r>
-      <w:r>
-        <w:rPr>
-          <w:sz w:val="28"/>
-          <w:szCs w:val="28"/>
-        </w:rPr>
-        <w:t xml:space="preserve"> </w:t>
+        <w:t xml:space="preserve">mátrix oszlopvektorai legyenek lineárisan függetlenek. </w:t>
       </w:r>
       <w:r>
         <w:rPr>
@@ -393,6 +451,7 @@
       </w:pPr>
       <w:r>
         <w:rPr>
+          <w:noProof/>
           <w:sz w:val="28"/>
           <w:szCs w:val="28"/>
         </w:rPr>
@@ -412,7 +471,7 @@
                     <pic:cNvPicPr/>
                   </pic:nvPicPr>
                   <pic:blipFill>
-                    <a:blip r:embed="rId11"/>
+                    <a:blip r:embed="rId12"/>
                     <a:stretch>
                       <a:fillRect/>
                     </a:stretch>
@@ -442,6 +501,7 @@
       </w:pPr>
       <w:r>
         <w:rPr>
+          <w:noProof/>
           <w:sz w:val="28"/>
           <w:szCs w:val="28"/>
         </w:rPr>
@@ -461,7 +521,7 @@
                     <pic:cNvPicPr/>
                   </pic:nvPicPr>
                   <pic:blipFill>
-                    <a:blip r:embed="rId12"/>
+                    <a:blip r:embed="rId13"/>
                     <a:stretch>
                       <a:fillRect/>
                     </a:stretch>
@@ -484,6 +544,9 @@
     </w:p>
     <w:p>
       <w:r>
+        <w:rPr>
+          <w:noProof/>
+        </w:rPr>
         <w:drawing>
           <wp:inline distT="0" distB="0" distL="0" distR="0" wp14:anchorId="7025EFC2" wp14:editId="1D51F45D">
             <wp:extent cx="5010150" cy="1677229"/>
@@ -500,7 +563,7 @@
                     <pic:cNvPicPr/>
                   </pic:nvPicPr>
                   <pic:blipFill>
-                    <a:blip r:embed="rId13"/>
+                    <a:blip r:embed="rId14"/>
                     <a:stretch>
                       <a:fillRect/>
                     </a:stretch>
@@ -1134,6 +1197,7 @@
   <w:style w:type="character" w:default="1" w:styleId="Bekezdsalapbettpusa">
     <w:name w:val="Default Paragraph Font"/>
     <w:uiPriority w:val="1"/>
+    <w:semiHidden/>
     <w:unhideWhenUsed/>
   </w:style>
   <w:style w:type="table" w:default="1" w:styleId="Normltblzat">
